--- a/docs/draft_new_modules/01_getting_started/01_getting_started_lecture.docx
+++ b/docs/draft_new_modules/01_getting_started/01_getting_started_lecture.docx
@@ -29,7 +29,7 @@
     <w:bookmarkStart w:id="15" w:name="welcome-to-biostatistics"/>
     <w:p>
       <w:pPr>
-        <w:pStyle w:val="Heading1"/>
+        <w:pStyle w:val="Heading2"/>
       </w:pPr>
       <w:r>
         <w:t xml:space="preserve">Welcome to Biostatistics</w:t>
@@ -408,10 +408,10 @@
       </w:tr>
     </w:tbl>
     <w:bookmarkEnd w:id="15"/>
-    <w:bookmarkStart w:id="33" w:name="part-1-asking-a-good-question"/>
+    <w:bookmarkStart w:id="19" w:name="part-1-asking-a-good-question"/>
     <w:p>
       <w:pPr>
-        <w:pStyle w:val="Heading1"/>
+        <w:pStyle w:val="Heading2"/>
       </w:pPr>
       <w:r>
         <w:t xml:space="preserve">Part 1 · Asking a Good Question</w:t>
@@ -680,10 +680,11 @@
       </w:tr>
     </w:tbl>
     <w:bookmarkEnd w:id="18"/>
-    <w:bookmarkStart w:id="32" w:name="X2117c0bba3cb32f9be7cea54b5e5920db51d2e0"/>
+    <w:bookmarkEnd w:id="19"/>
+    <w:bookmarkStart w:id="33" w:name="X2117c0bba3cb32f9be7cea54b5e5920db51d2e0"/>
     <w:p>
       <w:pPr>
-        <w:pStyle w:val="Heading3"/>
+        <w:pStyle w:val="Heading2"/>
       </w:pPr>
       <w:r>
         <w:t xml:space="preserve">Two ways of reasoning toward that question</w:t>
@@ -710,18 +711,18 @@
           <wp:inline>
             <wp:extent cx="1746569" cy="2743200"/>
             <wp:effectExtent b="0" l="0" r="0" t="0"/>
-            <wp:docPr descr="" title="" id="20" name="Picture"/>
+            <wp:docPr descr="" title="" id="21" name="Picture"/>
             <a:graphic>
               <a:graphicData uri="http://schemas.openxmlformats.org/drawingml/2006/picture">
                 <pic:pic>
                   <pic:nvPicPr>
-                    <pic:cNvPr descr="images/inductive_phase.png" id="21" name="Picture"/>
+                    <pic:cNvPr descr="images/inductive_phase.png" id="22" name="Picture"/>
                     <pic:cNvPicPr>
                       <a:picLocks noChangeArrowheads="1" noChangeAspect="1"/>
                     </pic:cNvPicPr>
                   </pic:nvPicPr>
                   <pic:blipFill>
-                    <a:blip r:embed="rId19"/>
+                    <a:blip r:embed="rId20"/>
                     <a:stretch>
                       <a:fillRect/>
                     </a:stretch>
@@ -807,12 +808,12 @@
                 <wp:inline>
                   <wp:extent cx="152400" cy="152400"/>
                   <wp:effectExtent b="0" l="0" r="0" t="0"/>
-                  <wp:docPr descr="" title="" id="22" name="Picture"/>
+                  <wp:docPr descr="" title="" id="23" name="Picture"/>
                   <a:graphic>
                     <a:graphicData uri="http://schemas.openxmlformats.org/drawingml/2006/picture">
                       <pic:pic>
                         <pic:nvPicPr>
-                          <pic:cNvPr descr="/Applications/Positron.app/Contents/Resources/app/quarto/share/formats/docx/note.png" id="23" name="Picture"/>
+                          <pic:cNvPr descr="/Applications/Positron.app/Contents/Resources/app/quarto/share/formats/docx/note.png" id="24" name="Picture"/>
                           <pic:cNvPicPr>
                             <a:picLocks noChangeArrowheads="1" noChangeAspect="1"/>
                           </pic:cNvPicPr>
@@ -913,18 +914,18 @@
           <wp:inline>
             <wp:extent cx="1805899" cy="2743200"/>
             <wp:effectExtent b="0" l="0" r="0" t="0"/>
-            <wp:docPr descr="" title="" id="25" name="Picture"/>
+            <wp:docPr descr="" title="" id="26" name="Picture"/>
             <a:graphic>
               <a:graphicData uri="http://schemas.openxmlformats.org/drawingml/2006/picture">
                 <pic:pic>
                   <pic:nvPicPr>
-                    <pic:cNvPr descr="images/deductive_phase.png" id="26" name="Picture"/>
+                    <pic:cNvPr descr="images/deductive_phase.png" id="27" name="Picture"/>
                     <pic:cNvPicPr>
                       <a:picLocks noChangeArrowheads="1" noChangeAspect="1"/>
                     </pic:cNvPicPr>
                   </pic:nvPicPr>
                   <pic:blipFill>
-                    <a:blip r:embed="rId24"/>
+                    <a:blip r:embed="rId25"/>
                     <a:stretch>
                       <a:fillRect/>
                     </a:stretch>
@@ -1016,12 +1017,12 @@
                 <wp:inline>
                   <wp:extent cx="152400" cy="152400"/>
                   <wp:effectExtent b="0" l="0" r="0" t="0"/>
-                  <wp:docPr descr="" title="" id="27" name="Picture"/>
+                  <wp:docPr descr="" title="" id="28" name="Picture"/>
                   <a:graphic>
                     <a:graphicData uri="http://schemas.openxmlformats.org/drawingml/2006/picture">
                       <pic:pic>
                         <pic:nvPicPr>
-                          <pic:cNvPr descr="/Applications/Positron.app/Contents/Resources/app/quarto/share/formats/docx/note.png" id="28" name="Picture"/>
+                          <pic:cNvPr descr="/Applications/Positron.app/Contents/Resources/app/quarto/share/formats/docx/note.png" id="29" name="Picture"/>
                           <pic:cNvPicPr>
                             <a:picLocks noChangeArrowheads="1" noChangeAspect="1"/>
                           </pic:cNvPicPr>
@@ -1142,18 +1143,18 @@
                 <wp:inline>
                   <wp:extent cx="152400" cy="152400"/>
                   <wp:effectExtent b="0" l="0" r="0" t="0"/>
-                  <wp:docPr descr="" title="" id="30" name="Picture"/>
+                  <wp:docPr descr="" title="" id="31" name="Picture"/>
                   <a:graphic>
                     <a:graphicData uri="http://schemas.openxmlformats.org/drawingml/2006/picture">
                       <pic:pic>
                         <pic:nvPicPr>
-                          <pic:cNvPr descr="/Applications/Positron.app/Contents/Resources/app/quarto/share/formats/docx/tip.png" id="31" name="Picture"/>
+                          <pic:cNvPr descr="/Applications/Positron.app/Contents/Resources/app/quarto/share/formats/docx/tip.png" id="32" name="Picture"/>
                           <pic:cNvPicPr>
                             <a:picLocks noChangeArrowheads="1" noChangeAspect="1"/>
                           </pic:cNvPicPr>
                         </pic:nvPicPr>
                         <pic:blipFill>
-                          <a:blip r:embed="rId29"/>
+                          <a:blip r:embed="rId30"/>
                           <a:stretch>
                             <a:fillRect/>
                           </a:stretch>
@@ -1227,12 +1228,11 @@
         </w:tc>
       </w:tr>
     </w:tbl>
-    <w:bookmarkEnd w:id="32"/>
     <w:bookmarkEnd w:id="33"/>
     <w:bookmarkStart w:id="39" w:name="our-class-question"/>
     <w:p>
       <w:pPr>
-        <w:pStyle w:val="Heading1"/>
+        <w:pStyle w:val="Heading2"/>
       </w:pPr>
       <w:r>
         <w:t xml:space="preserve">Our class question</w:t>
@@ -1606,7 +1606,7 @@
     <w:bookmarkStart w:id="44" w:name="designing-a-defensible-sample"/>
     <w:p>
       <w:pPr>
-        <w:pStyle w:val="Heading1"/>
+        <w:pStyle w:val="Heading2"/>
       </w:pPr>
       <w:r>
         <w:t xml:space="preserve">Designing a defensible sample</w:t>
@@ -1942,7 +1942,7 @@
                           </pic:cNvPicPr>
                         </pic:nvPicPr>
                         <pic:blipFill>
-                          <a:blip r:embed="rId29"/>
+                          <a:blip r:embed="rId30"/>
                           <a:stretch>
                             <a:fillRect/>
                           </a:stretch>
@@ -2050,10 +2050,10 @@
       </w:tr>
     </w:tbl>
     <w:bookmarkEnd w:id="44"/>
-    <w:bookmarkStart w:id="57" w:name="part-2-organizing-your-project"/>
+    <w:bookmarkStart w:id="50" w:name="part-2-organizing-your-project"/>
     <w:p>
       <w:pPr>
-        <w:pStyle w:val="Heading1"/>
+        <w:pStyle w:val="Heading2"/>
       </w:pPr>
       <w:r>
         <w:t xml:space="preserve">Part 2 · Organizing Your Project</w:t>
@@ -2340,7 +2340,7 @@
                           </pic:cNvPicPr>
                         </pic:nvPicPr>
                         <pic:blipFill>
-                          <a:blip r:embed="rId29"/>
+                          <a:blip r:embed="rId30"/>
                           <a:stretch>
                             <a:fillRect/>
                           </a:stretch>
@@ -2537,10 +2537,11 @@
       </w:tr>
     </w:tbl>
     <w:bookmarkEnd w:id="49"/>
-    <w:bookmarkStart w:id="56" w:name="one-folder-per-project"/>
+    <w:bookmarkEnd w:id="50"/>
+    <w:bookmarkStart w:id="57" w:name="one-folder-per-project"/>
     <w:p>
       <w:pPr>
-        <w:pStyle w:val="Heading3"/>
+        <w:pStyle w:val="Heading2"/>
       </w:pPr>
       <w:r>
         <w:t xml:space="preserve">One folder per project</w:t>
@@ -2684,12 +2685,12 @@
                 <wp:inline>
                   <wp:extent cx="152400" cy="152400"/>
                   <wp:effectExtent b="0" l="0" r="0" t="0"/>
-                  <wp:docPr descr="" title="" id="50" name="Picture"/>
+                  <wp:docPr descr="" title="" id="51" name="Picture"/>
                   <a:graphic>
                     <a:graphicData uri="http://schemas.openxmlformats.org/drawingml/2006/picture">
                       <pic:pic>
                         <pic:nvPicPr>
-                          <pic:cNvPr descr="/Applications/Positron.app/Contents/Resources/app/quarto/share/formats/docx/note.png" id="51" name="Picture"/>
+                          <pic:cNvPr descr="/Applications/Positron.app/Contents/Resources/app/quarto/share/formats/docx/note.png" id="52" name="Picture"/>
                           <pic:cNvPicPr>
                             <a:picLocks noChangeArrowheads="1" noChangeAspect="1"/>
                           </pic:cNvPicPr>
@@ -2828,12 +2829,12 @@
                 <wp:inline>
                   <wp:extent cx="152400" cy="152400"/>
                   <wp:effectExtent b="0" l="0" r="0" t="0"/>
-                  <wp:docPr descr="" title="" id="52" name="Picture"/>
+                  <wp:docPr descr="" title="" id="53" name="Picture"/>
                   <a:graphic>
                     <a:graphicData uri="http://schemas.openxmlformats.org/drawingml/2006/picture">
                       <pic:pic>
                         <pic:nvPicPr>
-                          <pic:cNvPr descr="/Applications/Positron.app/Contents/Resources/app/quarto/share/formats/docx/note.png" id="53" name="Picture"/>
+                          <pic:cNvPr descr="/Applications/Positron.app/Contents/Resources/app/quarto/share/formats/docx/note.png" id="54" name="Picture"/>
                           <pic:cNvPicPr>
                             <a:picLocks noChangeArrowheads="1" noChangeAspect="1"/>
                           </pic:cNvPicPr>
@@ -2985,18 +2986,18 @@
                 <wp:inline>
                   <wp:extent cx="152400" cy="152400"/>
                   <wp:effectExtent b="0" l="0" r="0" t="0"/>
-                  <wp:docPr descr="" title="" id="54" name="Picture"/>
+                  <wp:docPr descr="" title="" id="55" name="Picture"/>
                   <a:graphic>
                     <a:graphicData uri="http://schemas.openxmlformats.org/drawingml/2006/picture">
                       <pic:pic>
                         <pic:nvPicPr>
-                          <pic:cNvPr descr="/Applications/Positron.app/Contents/Resources/app/quarto/share/formats/docx/tip.png" id="55" name="Picture"/>
+                          <pic:cNvPr descr="/Applications/Positron.app/Contents/Resources/app/quarto/share/formats/docx/tip.png" id="56" name="Picture"/>
                           <pic:cNvPicPr>
                             <a:picLocks noChangeArrowheads="1" noChangeAspect="1"/>
                           </pic:cNvPicPr>
                         </pic:nvPicPr>
                         <pic:blipFill>
-                          <a:blip r:embed="rId29"/>
+                          <a:blip r:embed="rId30"/>
                           <a:stretch>
                             <a:fillRect/>
                           </a:stretch>
@@ -3075,12 +3076,11 @@
         </w:tc>
       </w:tr>
     </w:tbl>
-    <w:bookmarkEnd w:id="56"/>
     <w:bookmarkEnd w:id="57"/>
-    <w:bookmarkStart w:id="82" w:name="part-3-meet-r-and-positron"/>
+    <w:bookmarkStart w:id="61" w:name="part-3-meet-r-and-positron"/>
     <w:p>
       <w:pPr>
-        <w:pStyle w:val="Heading1"/>
+        <w:pStyle w:val="Heading2"/>
       </w:pPr>
       <w:r>
         <w:t xml:space="preserve">Part 3 · Meet R and Positron</w:t>
@@ -3499,10 +3499,11 @@
       </w:tr>
     </w:tbl>
     <w:bookmarkEnd w:id="60"/>
-    <w:bookmarkStart w:id="66" w:name="r-as-a-calculator-and-storing-values"/>
+    <w:bookmarkEnd w:id="61"/>
+    <w:bookmarkStart w:id="67" w:name="r-as-a-calculator-and-storing-values"/>
     <w:p>
       <w:pPr>
-        <w:pStyle w:val="Heading3"/>
+        <w:pStyle w:val="Heading2"/>
       </w:pPr>
       <w:r>
         <w:t xml:space="preserve">R as a calculator, and storing values</w:t>
@@ -3529,7 +3530,29 @@
         <w:t xml:space="preserve"> </w:t>
       </w:r>
       <w:r>
-        <w:t xml:space="preserve">and press Enter:</w:t>
+        <w:t xml:space="preserve">and press Enter. To keep a value, give it a name with the</w:t>
+      </w:r>
+      <w:r>
+        <w:t xml:space="preserve"> </w:t>
+      </w:r>
+      <w:r>
+        <w:rPr>
+          <w:b/>
+          <w:bCs/>
+        </w:rPr>
+        <w:t xml:space="preserve">assignment operator</w:t>
+      </w:r>
+      <w:r>
+        <w:t xml:space="preserve"> </w:t>
+      </w:r>
+      <w:r>
+        <w:rPr>
+          <w:rStyle w:val="VerbatimChar"/>
+        </w:rPr>
+        <w:t xml:space="preserve">&lt;-</w:t>
+      </w:r>
+      <w:r>
+        <w:t xml:space="preserve">:</w:t>
       </w:r>
     </w:p>
     <w:p>
@@ -3632,41 +3655,12 @@
         </w:rPr>
         <w:t xml:space="preserve">10</w:t>
       </w:r>
-    </w:p>
-    <w:p>
-      <w:pPr>
-        <w:pStyle w:val="FirstParagraph"/>
-      </w:pPr>
-      <w:r>
-        <w:t xml:space="preserve">To keep a value, give it a name with the</w:t>
-      </w:r>
-      <w:r>
-        <w:t xml:space="preserve"> </w:t>
-      </w:r>
-      <w:r>
-        <w:rPr>
-          <w:b/>
-          <w:bCs/>
-        </w:rPr>
-        <w:t xml:space="preserve">assignment operator</w:t>
-      </w:r>
-      <w:r>
-        <w:t xml:space="preserve"> </w:t>
-      </w:r>
-      <w:r>
-        <w:rPr>
-          <w:rStyle w:val="VerbatimChar"/>
-        </w:rPr>
-        <w:t xml:space="preserve">&lt;-</w:t>
-      </w:r>
-      <w:r>
-        <w:t xml:space="preserve">:</w:t>
-      </w:r>
-    </w:p>
-    <w:p>
-      <w:pPr>
-        <w:pStyle w:val="SourceCode"/>
-      </w:pPr>
+      <w:r>
+        <w:br/>
+      </w:r>
+      <w:r>
+        <w:br/>
+      </w:r>
       <w:r>
         <w:rPr>
           <w:rStyle w:val="NormalTok"/>
@@ -3799,18 +3793,18 @@
                 <wp:inline>
                   <wp:extent cx="152400" cy="152400"/>
                   <wp:effectExtent b="0" l="0" r="0" t="0"/>
-                  <wp:docPr descr="" title="" id="62" name="Picture"/>
+                  <wp:docPr descr="" title="" id="63" name="Picture"/>
                   <a:graphic>
                     <a:graphicData uri="http://schemas.openxmlformats.org/drawingml/2006/picture">
                       <pic:pic>
                         <pic:nvPicPr>
-                          <pic:cNvPr descr="/Applications/Positron.app/Contents/Resources/app/quarto/share/formats/docx/warning.png" id="63" name="Picture"/>
+                          <pic:cNvPr descr="/Applications/Positron.app/Contents/Resources/app/quarto/share/formats/docx/warning.png" id="64" name="Picture"/>
                           <pic:cNvPicPr>
                             <a:picLocks noChangeArrowheads="1" noChangeAspect="1"/>
                           </pic:cNvPicPr>
                         </pic:nvPicPr>
                         <pic:blipFill>
-                          <a:blip r:embed="rId61"/>
+                          <a:blip r:embed="rId62"/>
                           <a:stretch>
                             <a:fillRect/>
                           </a:stretch>
@@ -3984,12 +3978,12 @@
                 <wp:inline>
                   <wp:extent cx="152400" cy="152400"/>
                   <wp:effectExtent b="0" l="0" r="0" t="0"/>
-                  <wp:docPr descr="" title="" id="64" name="Picture"/>
+                  <wp:docPr descr="" title="" id="65" name="Picture"/>
                   <a:graphic>
                     <a:graphicData uri="http://schemas.openxmlformats.org/drawingml/2006/picture">
                       <pic:pic>
                         <pic:nvPicPr>
-                          <pic:cNvPr descr="/Applications/Positron.app/Contents/Resources/app/quarto/share/formats/docx/note.png" id="65" name="Picture"/>
+                          <pic:cNvPr descr="/Applications/Positron.app/Contents/Resources/app/quarto/share/formats/docx/note.png" id="66" name="Picture"/>
                           <pic:cNvPicPr>
                             <a:picLocks noChangeArrowheads="1" noChangeAspect="1"/>
                           </pic:cNvPicPr>
@@ -4100,11 +4094,11 @@
         </w:tc>
       </w:tr>
     </w:tbl>
-    <w:bookmarkEnd w:id="66"/>
-    <w:bookmarkStart w:id="71" w:name="names-comments-and-functions"/>
+    <w:bookmarkEnd w:id="67"/>
+    <w:bookmarkStart w:id="72" w:name="names-comments-and-functions"/>
     <w:p>
       <w:pPr>
-        <w:pStyle w:val="Heading3"/>
+        <w:pStyle w:val="Heading2"/>
       </w:pPr>
       <w:r>
         <w:t xml:space="preserve">Names, comments, and functions</w:t>
@@ -4217,176 +4211,190 @@
     </w:p>
     <w:p>
       <w:pPr>
-        <w:pStyle w:val="SourceCode"/>
-      </w:pPr>
-      <w:r>
-        <w:rPr>
-          <w:rStyle w:val="CommentTok"/>
-        </w:rPr>
-        <w:t xml:space="preserve"># average of four needle lengths, in mm</w:t>
-      </w:r>
-      <w:r>
-        <w:br/>
-      </w:r>
-      <w:r>
-        <w:rPr>
-          <w:rStyle w:val="NormalTok"/>
-        </w:rPr>
-        <w:t xml:space="preserve">needle_length </w:t>
-      </w:r>
-      <w:r>
-        <w:rPr>
-          <w:rStyle w:val="OtherTok"/>
-        </w:rPr>
-        <w:t xml:space="preserve">&lt;-</w:t>
-      </w:r>
-      <w:r>
-        <w:rPr>
-          <w:rStyle w:val="NormalTok"/>
-        </w:rPr>
-        <w:t xml:space="preserve"> </w:t>
-      </w:r>
-      <w:r>
-        <w:rPr>
-          <w:rStyle w:val="FunctionTok"/>
-        </w:rPr>
-        <w:t xml:space="preserve">c</w:t>
-      </w:r>
-      <w:r>
-        <w:rPr>
-          <w:rStyle w:val="NormalTok"/>
-        </w:rPr>
-        <w:t xml:space="preserve">(</w:t>
-      </w:r>
-      <w:r>
-        <w:rPr>
-          <w:rStyle w:val="DecValTok"/>
-        </w:rPr>
-        <w:t xml:space="preserve">20</w:t>
-      </w:r>
-      <w:r>
-        <w:rPr>
-          <w:rStyle w:val="NormalTok"/>
-        </w:rPr>
-        <w:t xml:space="preserve">, </w:t>
-      </w:r>
-      <w:r>
-        <w:rPr>
-          <w:rStyle w:val="DecValTok"/>
-        </w:rPr>
-        <w:t xml:space="preserve">21</w:t>
-      </w:r>
-      <w:r>
-        <w:rPr>
-          <w:rStyle w:val="NormalTok"/>
-        </w:rPr>
-        <w:t xml:space="preserve">, </w:t>
-      </w:r>
-      <w:r>
-        <w:rPr>
-          <w:rStyle w:val="DecValTok"/>
-        </w:rPr>
-        <w:t xml:space="preserve">23</w:t>
-      </w:r>
-      <w:r>
-        <w:rPr>
-          <w:rStyle w:val="NormalTok"/>
-        </w:rPr>
-        <w:t xml:space="preserve">, </w:t>
-      </w:r>
-      <w:r>
-        <w:rPr>
-          <w:rStyle w:val="DecValTok"/>
-        </w:rPr>
-        <w:t xml:space="preserve">25</w:t>
-      </w:r>
-      <w:r>
-        <w:rPr>
-          <w:rStyle w:val="NormalTok"/>
-        </w:rPr>
-        <w:t xml:space="preserve">)</w:t>
-      </w:r>
-      <w:r>
-        <w:br/>
-      </w:r>
-      <w:r>
-        <w:rPr>
-          <w:rStyle w:val="FunctionTok"/>
-        </w:rPr>
-        <w:t xml:space="preserve">mean</w:t>
-      </w:r>
-      <w:r>
-        <w:rPr>
-          <w:rStyle w:val="NormalTok"/>
-        </w:rPr>
-        <w:t xml:space="preserve">(needle_length)     </w:t>
-      </w:r>
-      <w:r>
-        <w:rPr>
-          <w:rStyle w:val="CommentTok"/>
-        </w:rPr>
-        <w:t xml:space="preserve"># a function call</w:t>
+        <w:pStyle w:val="Compact"/>
+        <w:numPr>
+          <w:ilvl w:val="0"/>
+          <w:numId w:val="1012"/>
+        </w:numPr>
+      </w:pPr>
+      <w:r>
+        <w:t xml:space="preserve">A</w:t>
+      </w:r>
+      <w:r>
+        <w:t xml:space="preserve"> </w:t>
+      </w:r>
+      <w:r>
+        <w:rPr>
+          <w:b/>
+          <w:bCs/>
+        </w:rPr>
+        <w:t xml:space="preserve">function</w:t>
+      </w:r>
+      <w:r>
+        <w:t xml:space="preserve"> </w:t>
+      </w:r>
+      <w:r>
+        <w:t xml:space="preserve">takes</w:t>
+      </w:r>
+      <w:r>
+        <w:t xml:space="preserve"> </w:t>
+      </w:r>
+      <w:r>
+        <w:rPr>
+          <w:b/>
+          <w:bCs/>
+        </w:rPr>
+        <w:t xml:space="preserve">arguments</w:t>
+      </w:r>
+      <w:r>
+        <w:t xml:space="preserve"> </w:t>
+      </w:r>
+      <w:r>
+        <w:t xml:space="preserve">in</w:t>
+      </w:r>
+      <w:r>
+        <w:t xml:space="preserve"> </w:t>
+      </w:r>
+      <w:r>
+        <w:rPr>
+          <w:rStyle w:val="VerbatimChar"/>
+        </w:rPr>
+        <w:t xml:space="preserve">()</w:t>
+      </w:r>
+      <w:r>
+        <w:t xml:space="preserve"> </w:t>
+      </w:r>
+      <w:r>
+        <w:t xml:space="preserve">and returns a result. Stuck? Ask for help with</w:t>
+      </w:r>
+      <w:r>
+        <w:t xml:space="preserve"> </w:t>
+      </w:r>
+      <w:r>
+        <w:rPr>
+          <w:rStyle w:val="VerbatimChar"/>
+        </w:rPr>
+        <w:t xml:space="preserve">?mean</w:t>
       </w:r>
     </w:p>
     <w:p>
       <w:pPr>
-        <w:pStyle w:val="FirstParagraph"/>
-      </w:pPr>
-      <w:r>
-        <w:t xml:space="preserve">A</w:t>
-      </w:r>
-      <w:r>
-        <w:t xml:space="preserve"> </w:t>
-      </w:r>
-      <w:r>
-        <w:rPr>
-          <w:b/>
-          <w:bCs/>
-        </w:rPr>
-        <w:t xml:space="preserve">function</w:t>
-      </w:r>
-      <w:r>
-        <w:t xml:space="preserve"> </w:t>
-      </w:r>
-      <w:r>
-        <w:t xml:space="preserve">takes</w:t>
-      </w:r>
-      <w:r>
-        <w:t xml:space="preserve"> </w:t>
-      </w:r>
-      <w:r>
-        <w:rPr>
-          <w:b/>
-          <w:bCs/>
-        </w:rPr>
-        <w:t xml:space="preserve">arguments</w:t>
-      </w:r>
-      <w:r>
-        <w:t xml:space="preserve"> </w:t>
-      </w:r>
-      <w:r>
-        <w:t xml:space="preserve">in</w:t>
-      </w:r>
-      <w:r>
-        <w:t xml:space="preserve"> </w:t>
-      </w:r>
-      <w:r>
-        <w:rPr>
-          <w:rStyle w:val="VerbatimChar"/>
-        </w:rPr>
-        <w:t xml:space="preserve">()</w:t>
-      </w:r>
-      <w:r>
-        <w:t xml:space="preserve"> </w:t>
-      </w:r>
-      <w:r>
-        <w:t xml:space="preserve">and returns a result. Stuck? Ask for help:</w:t>
-      </w:r>
-    </w:p>
-    <w:p>
-      <w:pPr>
         <w:pStyle w:val="SourceCode"/>
       </w:pPr>
+      <w:r>
+        <w:rPr>
+          <w:rStyle w:val="CommentTok"/>
+        </w:rPr>
+        <w:t xml:space="preserve"># average of four needle lengths, in mm</w:t>
+      </w:r>
+      <w:r>
+        <w:br/>
+      </w:r>
+      <w:r>
+        <w:rPr>
+          <w:rStyle w:val="NormalTok"/>
+        </w:rPr>
+        <w:t xml:space="preserve">needle_length </w:t>
+      </w:r>
+      <w:r>
+        <w:rPr>
+          <w:rStyle w:val="OtherTok"/>
+        </w:rPr>
+        <w:t xml:space="preserve">&lt;-</w:t>
+      </w:r>
+      <w:r>
+        <w:rPr>
+          <w:rStyle w:val="NormalTok"/>
+        </w:rPr>
+        <w:t xml:space="preserve"> </w:t>
+      </w:r>
+      <w:r>
+        <w:rPr>
+          <w:rStyle w:val="FunctionTok"/>
+        </w:rPr>
+        <w:t xml:space="preserve">c</w:t>
+      </w:r>
+      <w:r>
+        <w:rPr>
+          <w:rStyle w:val="NormalTok"/>
+        </w:rPr>
+        <w:t xml:space="preserve">(</w:t>
+      </w:r>
+      <w:r>
+        <w:rPr>
+          <w:rStyle w:val="DecValTok"/>
+        </w:rPr>
+        <w:t xml:space="preserve">20</w:t>
+      </w:r>
+      <w:r>
+        <w:rPr>
+          <w:rStyle w:val="NormalTok"/>
+        </w:rPr>
+        <w:t xml:space="preserve">, </w:t>
+      </w:r>
+      <w:r>
+        <w:rPr>
+          <w:rStyle w:val="DecValTok"/>
+        </w:rPr>
+        <w:t xml:space="preserve">21</w:t>
+      </w:r>
+      <w:r>
+        <w:rPr>
+          <w:rStyle w:val="NormalTok"/>
+        </w:rPr>
+        <w:t xml:space="preserve">, </w:t>
+      </w:r>
+      <w:r>
+        <w:rPr>
+          <w:rStyle w:val="DecValTok"/>
+        </w:rPr>
+        <w:t xml:space="preserve">23</w:t>
+      </w:r>
+      <w:r>
+        <w:rPr>
+          <w:rStyle w:val="NormalTok"/>
+        </w:rPr>
+        <w:t xml:space="preserve">, </w:t>
+      </w:r>
+      <w:r>
+        <w:rPr>
+          <w:rStyle w:val="DecValTok"/>
+        </w:rPr>
+        <w:t xml:space="preserve">25</w:t>
+      </w:r>
+      <w:r>
+        <w:rPr>
+          <w:rStyle w:val="NormalTok"/>
+        </w:rPr>
+        <w:t xml:space="preserve">)</w:t>
+      </w:r>
+      <w:r>
+        <w:br/>
+      </w:r>
+      <w:r>
+        <w:rPr>
+          <w:rStyle w:val="FunctionTok"/>
+        </w:rPr>
+        <w:t xml:space="preserve">mean</w:t>
+      </w:r>
+      <w:r>
+        <w:rPr>
+          <w:rStyle w:val="NormalTok"/>
+        </w:rPr>
+        <w:t xml:space="preserve">(needle_length)     </w:t>
+      </w:r>
+      <w:r>
+        <w:rPr>
+          <w:rStyle w:val="CommentTok"/>
+        </w:rPr>
+        <w:t xml:space="preserve"># a function call</w:t>
+      </w:r>
+      <w:r>
+        <w:br/>
+      </w:r>
+      <w:r>
+        <w:br/>
+      </w:r>
       <w:r>
         <w:rPr>
           <w:rStyle w:val="NormalTok"/>
@@ -4450,18 +4458,18 @@
                 <wp:inline>
                   <wp:extent cx="152400" cy="152400"/>
                   <wp:effectExtent b="0" l="0" r="0" t="0"/>
-                  <wp:docPr descr="" title="" id="67" name="Picture"/>
+                  <wp:docPr descr="" title="" id="68" name="Picture"/>
                   <a:graphic>
                     <a:graphicData uri="http://schemas.openxmlformats.org/drawingml/2006/picture">
                       <pic:pic>
                         <pic:nvPicPr>
-                          <pic:cNvPr descr="/Applications/Positron.app/Contents/Resources/app/quarto/share/formats/docx/tip.png" id="68" name="Picture"/>
+                          <pic:cNvPr descr="/Applications/Positron.app/Contents/Resources/app/quarto/share/formats/docx/tip.png" id="69" name="Picture"/>
                           <pic:cNvPicPr>
                             <a:picLocks noChangeArrowheads="1" noChangeAspect="1"/>
                           </pic:cNvPicPr>
                         </pic:nvPicPr>
                         <pic:blipFill>
-                          <a:blip r:embed="rId29"/>
+                          <a:blip r:embed="rId30"/>
                           <a:stretch>
                             <a:fillRect/>
                           </a:stretch>
@@ -4596,12 +4604,12 @@
                 <wp:inline>
                   <wp:extent cx="152400" cy="152400"/>
                   <wp:effectExtent b="0" l="0" r="0" t="0"/>
-                  <wp:docPr descr="" title="" id="69" name="Picture"/>
+                  <wp:docPr descr="" title="" id="70" name="Picture"/>
                   <a:graphic>
                     <a:graphicData uri="http://schemas.openxmlformats.org/drawingml/2006/picture">
                       <pic:pic>
                         <pic:nvPicPr>
-                          <pic:cNvPr descr="/Applications/Positron.app/Contents/Resources/app/quarto/share/formats/docx/note.png" id="70" name="Picture"/>
+                          <pic:cNvPr descr="/Applications/Positron.app/Contents/Resources/app/quarto/share/formats/docx/note.png" id="71" name="Picture"/>
                           <pic:cNvPicPr>
                             <a:picLocks noChangeArrowheads="1" noChangeAspect="1"/>
                           </pic:cNvPicPr>
@@ -4741,11 +4749,11 @@
         </w:tc>
       </w:tr>
     </w:tbl>
-    <w:bookmarkEnd w:id="71"/>
-    <w:bookmarkStart w:id="76" w:name="vectors-data-types-and-scripts"/>
+    <w:bookmarkEnd w:id="72"/>
+    <w:bookmarkStart w:id="77" w:name="vectors-data-types-and-scripts"/>
     <w:p>
       <w:pPr>
-        <w:pStyle w:val="Heading3"/>
+        <w:pStyle w:val="Heading2"/>
       </w:pPr>
       <w:r>
         <w:t xml:space="preserve">Vectors, data types, and scripts</w:t>
@@ -5051,18 +5059,18 @@
                 <wp:inline>
                   <wp:extent cx="152400" cy="152400"/>
                   <wp:effectExtent b="0" l="0" r="0" t="0"/>
-                  <wp:docPr descr="" title="" id="72" name="Picture"/>
+                  <wp:docPr descr="" title="" id="73" name="Picture"/>
                   <a:graphic>
                     <a:graphicData uri="http://schemas.openxmlformats.org/drawingml/2006/picture">
                       <pic:pic>
                         <pic:nvPicPr>
-                          <pic:cNvPr descr="/Applications/Positron.app/Contents/Resources/app/quarto/share/formats/docx/warning.png" id="73" name="Picture"/>
+                          <pic:cNvPr descr="/Applications/Positron.app/Contents/Resources/app/quarto/share/formats/docx/warning.png" id="74" name="Picture"/>
                           <pic:cNvPicPr>
                             <a:picLocks noChangeArrowheads="1" noChangeAspect="1"/>
                           </pic:cNvPicPr>
                         </pic:nvPicPr>
                         <pic:blipFill>
-                          <a:blip r:embed="rId61"/>
+                          <a:blip r:embed="rId62"/>
                           <a:stretch>
                             <a:fillRect/>
                           </a:stretch>
@@ -5221,12 +5229,12 @@
                 <wp:inline>
                   <wp:extent cx="152400" cy="152400"/>
                   <wp:effectExtent b="0" l="0" r="0" t="0"/>
-                  <wp:docPr descr="" title="" id="74" name="Picture"/>
+                  <wp:docPr descr="" title="" id="75" name="Picture"/>
                   <a:graphic>
                     <a:graphicData uri="http://schemas.openxmlformats.org/drawingml/2006/picture">
                       <pic:pic>
                         <pic:nvPicPr>
-                          <pic:cNvPr descr="/Applications/Positron.app/Contents/Resources/app/quarto/share/formats/docx/note.png" id="75" name="Picture"/>
+                          <pic:cNvPr descr="/Applications/Positron.app/Contents/Resources/app/quarto/share/formats/docx/note.png" id="76" name="Picture"/>
                           <pic:cNvPicPr>
                             <a:picLocks noChangeArrowheads="1" noChangeAspect="1"/>
                           </pic:cNvPicPr>
@@ -5311,11 +5319,11 @@
         </w:tc>
       </w:tr>
     </w:tbl>
-    <w:bookmarkEnd w:id="76"/>
-    <w:bookmarkStart w:id="81" w:name="packages-extending-what-r-can-do"/>
+    <w:bookmarkEnd w:id="77"/>
+    <w:bookmarkStart w:id="82" w:name="packages-extending-what-r-can-do"/>
     <w:p>
       <w:pPr>
-        <w:pStyle w:val="Heading3"/>
+        <w:pStyle w:val="Heading2"/>
       </w:pPr>
       <w:r>
         <w:t xml:space="preserve">Packages — extending what R can do</w:t>
@@ -5333,7 +5341,20 @@
         <w:t xml:space="preserve">Install once</w:t>
       </w:r>
       <w:r>
-        <w:t xml:space="preserve">, in the console:</w:t>
+        <w:t xml:space="preserve">, in the console.</w:t>
+      </w:r>
+      <w:r>
+        <w:t xml:space="preserve"> </w:t>
+      </w:r>
+      <w:r>
+        <w:rPr>
+          <w:b/>
+          <w:bCs/>
+        </w:rPr>
+        <w:t xml:space="preserve">Load every session</w:t>
+      </w:r>
+      <w:r>
+        <w:t xml:space="preserve">, at the top of every script:</w:t>
       </w:r>
     </w:p>
     <w:p>
@@ -5364,26 +5385,12 @@
         </w:rPr>
         <w:t xml:space="preserve">)</w:t>
       </w:r>
-    </w:p>
-    <w:p>
-      <w:pPr>
-        <w:pStyle w:val="FirstParagraph"/>
-      </w:pPr>
-      <w:r>
-        <w:rPr>
-          <w:b/>
-          <w:bCs/>
-        </w:rPr>
-        <w:t xml:space="preserve">Load every session</w:t>
-      </w:r>
-      <w:r>
-        <w:t xml:space="preserve">, at the top of every script:</w:t>
-      </w:r>
-    </w:p>
-    <w:p>
-      <w:pPr>
-        <w:pStyle w:val="SourceCode"/>
-      </w:pPr>
+      <w:r>
+        <w:br/>
+      </w:r>
+      <w:r>
+        <w:br/>
+      </w:r>
       <w:r>
         <w:rPr>
           <w:rStyle w:val="FunctionTok"/>
@@ -5444,18 +5451,18 @@
                 <wp:inline>
                   <wp:extent cx="152400" cy="152400"/>
                   <wp:effectExtent b="0" l="0" r="0" t="0"/>
-                  <wp:docPr descr="" title="" id="77" name="Picture"/>
+                  <wp:docPr descr="" title="" id="78" name="Picture"/>
                   <a:graphic>
                     <a:graphicData uri="http://schemas.openxmlformats.org/drawingml/2006/picture">
                       <pic:pic>
                         <pic:nvPicPr>
-                          <pic:cNvPr descr="/Applications/Positron.app/Contents/Resources/app/quarto/share/formats/docx/warning.png" id="78" name="Picture"/>
+                          <pic:cNvPr descr="/Applications/Positron.app/Contents/Resources/app/quarto/share/formats/docx/warning.png" id="79" name="Picture"/>
                           <pic:cNvPicPr>
                             <a:picLocks noChangeArrowheads="1" noChangeAspect="1"/>
                           </pic:cNvPicPr>
                         </pic:nvPicPr>
                         <pic:blipFill>
-                          <a:blip r:embed="rId61"/>
+                          <a:blip r:embed="rId62"/>
                           <a:stretch>
                             <a:fillRect/>
                           </a:stretch>
@@ -5600,12 +5607,12 @@
                 <wp:inline>
                   <wp:extent cx="152400" cy="152400"/>
                   <wp:effectExtent b="0" l="0" r="0" t="0"/>
-                  <wp:docPr descr="" title="" id="79" name="Picture"/>
+                  <wp:docPr descr="" title="" id="80" name="Picture"/>
                   <a:graphic>
                     <a:graphicData uri="http://schemas.openxmlformats.org/drawingml/2006/picture">
                       <pic:pic>
                         <pic:nvPicPr>
-                          <pic:cNvPr descr="/Applications/Positron.app/Contents/Resources/app/quarto/share/formats/docx/note.png" id="80" name="Picture"/>
+                          <pic:cNvPr descr="/Applications/Positron.app/Contents/Resources/app/quarto/share/formats/docx/note.png" id="81" name="Picture"/>
                           <pic:cNvPicPr>
                             <a:picLocks noChangeArrowheads="1" noChangeAspect="1"/>
                           </pic:cNvPicPr>
@@ -5723,12 +5730,11 @@
         </w:tc>
       </w:tr>
     </w:tbl>
-    <w:bookmarkEnd w:id="81"/>
     <w:bookmarkEnd w:id="82"/>
-    <w:bookmarkStart w:id="114" w:name="X544fa1e616871e1d984e8ac080c2006af492e09"/>
+    <w:bookmarkStart w:id="88" w:name="X544fa1e616871e1d984e8ac080c2006af492e09"/>
     <w:p>
       <w:pPr>
-        <w:pStyle w:val="Heading1"/>
+        <w:pStyle w:val="Heading2"/>
       </w:pPr>
       <w:r>
         <w:t xml:space="preserve">Part 4 · Load Data and Make Your First Plot</w:t>
@@ -6237,10 +6243,11 @@
       </w:tr>
     </w:tbl>
     <w:bookmarkEnd w:id="87"/>
-    <w:bookmarkStart w:id="92" w:name="look-before-you-trust-it"/>
+    <w:bookmarkEnd w:id="88"/>
+    <w:bookmarkStart w:id="93" w:name="look-before-you-trust-it"/>
     <w:p>
       <w:pPr>
-        <w:pStyle w:val="Heading3"/>
+        <w:pStyle w:val="Heading2"/>
       </w:pPr>
       <w:r>
         <w:t xml:space="preserve">Look before you trust it</w:t>
@@ -6406,18 +6413,18 @@
                 <wp:inline>
                   <wp:extent cx="152400" cy="152400"/>
                   <wp:effectExtent b="0" l="0" r="0" t="0"/>
-                  <wp:docPr descr="" title="" id="88" name="Picture"/>
+                  <wp:docPr descr="" title="" id="89" name="Picture"/>
                   <a:graphic>
                     <a:graphicData uri="http://schemas.openxmlformats.org/drawingml/2006/picture">
                       <pic:pic>
                         <pic:nvPicPr>
-                          <pic:cNvPr descr="/Applications/Positron.app/Contents/Resources/app/quarto/share/formats/docx/tip.png" id="89" name="Picture"/>
+                          <pic:cNvPr descr="/Applications/Positron.app/Contents/Resources/app/quarto/share/formats/docx/tip.png" id="90" name="Picture"/>
                           <pic:cNvPicPr>
                             <a:picLocks noChangeArrowheads="1" noChangeAspect="1"/>
                           </pic:cNvPicPr>
                         </pic:nvPicPr>
                         <pic:blipFill>
-                          <a:blip r:embed="rId29"/>
+                          <a:blip r:embed="rId30"/>
                           <a:stretch>
                             <a:fillRect/>
                           </a:stretch>
@@ -6615,18 +6622,18 @@
                 <wp:inline>
                   <wp:extent cx="152400" cy="152400"/>
                   <wp:effectExtent b="0" l="0" r="0" t="0"/>
-                  <wp:docPr descr="" title="" id="90" name="Picture"/>
+                  <wp:docPr descr="" title="" id="91" name="Picture"/>
                   <a:graphic>
                     <a:graphicData uri="http://schemas.openxmlformats.org/drawingml/2006/picture">
                       <pic:pic>
                         <pic:nvPicPr>
-                          <pic:cNvPr descr="/Applications/Positron.app/Contents/Resources/app/quarto/share/formats/docx/warning.png" id="91" name="Picture"/>
+                          <pic:cNvPr descr="/Applications/Positron.app/Contents/Resources/app/quarto/share/formats/docx/warning.png" id="92" name="Picture"/>
                           <pic:cNvPicPr>
                             <a:picLocks noChangeArrowheads="1" noChangeAspect="1"/>
                           </pic:cNvPicPr>
                         </pic:nvPicPr>
                         <pic:blipFill>
-                          <a:blip r:embed="rId61"/>
+                          <a:blip r:embed="rId62"/>
                           <a:stretch>
                             <a:fillRect/>
                           </a:stretch>
@@ -6732,11 +6739,11 @@
         </w:tc>
       </w:tr>
     </w:tbl>
-    <w:bookmarkEnd w:id="92"/>
-    <w:bookmarkStart w:id="100" w:name="your-first-plot-ggplot-built-in-layers"/>
+    <w:bookmarkEnd w:id="93"/>
+    <w:bookmarkStart w:id="101" w:name="your-first-plot-ggplot-built-in-layers"/>
     <w:p>
       <w:pPr>
-        <w:pStyle w:val="Heading3"/>
+        <w:pStyle w:val="Heading2"/>
       </w:pPr>
       <w:r>
         <w:t xml:space="preserve">Your first plot:</w:t>
@@ -6944,18 +6951,18 @@
           <wp:inline>
             <wp:extent cx="5334000" cy="5334000"/>
             <wp:effectExtent b="0" l="0" r="0" t="0"/>
-            <wp:docPr descr="" title="" id="94" name="Picture"/>
+            <wp:docPr descr="" title="" id="95" name="Picture"/>
             <a:graphic>
               <a:graphicData uri="http://schemas.openxmlformats.org/drawingml/2006/picture">
                 <pic:pic>
                   <pic:nvPicPr>
-                    <pic:cNvPr descr="01_getting_started_lecture_files/figure-docx/unnamed-chunk-4-1.png" id="95" name="Picture"/>
+                    <pic:cNvPr descr="01_getting_started_lecture_files/figure-docx/unnamed-chunk-3-1.png" id="96" name="Picture"/>
                     <pic:cNvPicPr>
                       <a:picLocks noChangeArrowheads="1" noChangeAspect="1"/>
                     </pic:cNvPicPr>
                   </pic:nvPicPr>
                   <pic:blipFill>
-                    <a:blip r:embed="rId93"/>
+                    <a:blip r:embed="rId94"/>
                     <a:stretch>
                       <a:fillRect/>
                     </a:stretch>
@@ -7023,18 +7030,18 @@
                 <wp:inline>
                   <wp:extent cx="152400" cy="152400"/>
                   <wp:effectExtent b="0" l="0" r="0" t="0"/>
-                  <wp:docPr descr="" title="" id="96" name="Picture"/>
+                  <wp:docPr descr="" title="" id="97" name="Picture"/>
                   <a:graphic>
                     <a:graphicData uri="http://schemas.openxmlformats.org/drawingml/2006/picture">
                       <pic:pic>
                         <pic:nvPicPr>
-                          <pic:cNvPr descr="/Applications/Positron.app/Contents/Resources/app/quarto/share/formats/docx/warning.png" id="97" name="Picture"/>
+                          <pic:cNvPr descr="/Applications/Positron.app/Contents/Resources/app/quarto/share/formats/docx/warning.png" id="98" name="Picture"/>
                           <pic:cNvPicPr>
                             <a:picLocks noChangeArrowheads="1" noChangeAspect="1"/>
                           </pic:cNvPicPr>
                         </pic:nvPicPr>
                         <pic:blipFill>
-                          <a:blip r:embed="rId61"/>
+                          <a:blip r:embed="rId62"/>
                           <a:stretch>
                             <a:fillRect/>
                           </a:stretch>
@@ -7179,12 +7186,12 @@
                 <wp:inline>
                   <wp:extent cx="152400" cy="152400"/>
                   <wp:effectExtent b="0" l="0" r="0" t="0"/>
-                  <wp:docPr descr="" title="" id="98" name="Picture"/>
+                  <wp:docPr descr="" title="" id="99" name="Picture"/>
                   <a:graphic>
                     <a:graphicData uri="http://schemas.openxmlformats.org/drawingml/2006/picture">
                       <pic:pic>
                         <pic:nvPicPr>
-                          <pic:cNvPr descr="/Applications/Positron.app/Contents/Resources/app/quarto/share/formats/docx/note.png" id="99" name="Picture"/>
+                          <pic:cNvPr descr="/Applications/Positron.app/Contents/Resources/app/quarto/share/formats/docx/note.png" id="100" name="Picture"/>
                           <pic:cNvPicPr>
                             <a:picLocks noChangeArrowheads="1" noChangeAspect="1"/>
                           </pic:cNvPicPr>
@@ -7279,11 +7286,11 @@
         </w:tc>
       </w:tr>
     </w:tbl>
-    <w:bookmarkEnd w:id="100"/>
-    <w:bookmarkStart w:id="108" w:name="one-layer-at-a-time"/>
+    <w:bookmarkEnd w:id="101"/>
+    <w:bookmarkStart w:id="109" w:name="one-layer-at-a-time"/>
     <w:p>
       <w:pPr>
-        <w:pStyle w:val="Heading3"/>
+        <w:pStyle w:val="Heading2"/>
       </w:pPr>
       <w:r>
         <w:t xml:space="preserve">One layer at a time</w:t>
@@ -7594,18 +7601,18 @@
           <wp:inline>
             <wp:extent cx="5334000" cy="5334000"/>
             <wp:effectExtent b="0" l="0" r="0" t="0"/>
-            <wp:docPr descr="" title="" id="102" name="Picture"/>
+            <wp:docPr descr="" title="" id="103" name="Picture"/>
             <a:graphic>
               <a:graphicData uri="http://schemas.openxmlformats.org/drawingml/2006/picture">
                 <pic:pic>
                   <pic:nvPicPr>
-                    <pic:cNvPr descr="01_getting_started_lecture_files/figure-docx/unnamed-chunk-5-1.png" id="103" name="Picture"/>
+                    <pic:cNvPr descr="01_getting_started_lecture_files/figure-docx/unnamed-chunk-4-1.png" id="104" name="Picture"/>
                     <pic:cNvPicPr>
                       <a:picLocks noChangeArrowheads="1" noChangeAspect="1"/>
                     </pic:cNvPicPr>
                   </pic:nvPicPr>
                   <pic:blipFill>
-                    <a:blip r:embed="rId101"/>
+                    <a:blip r:embed="rId102"/>
                     <a:stretch>
                       <a:fillRect/>
                     </a:stretch>
@@ -7673,18 +7680,18 @@
                 <wp:inline>
                   <wp:extent cx="152400" cy="152400"/>
                   <wp:effectExtent b="0" l="0" r="0" t="0"/>
-                  <wp:docPr descr="" title="" id="104" name="Picture"/>
+                  <wp:docPr descr="" title="" id="105" name="Picture"/>
                   <a:graphic>
                     <a:graphicData uri="http://schemas.openxmlformats.org/drawingml/2006/picture">
                       <pic:pic>
                         <pic:nvPicPr>
-                          <pic:cNvPr descr="/Applications/Positron.app/Contents/Resources/app/quarto/share/formats/docx/tip.png" id="105" name="Picture"/>
+                          <pic:cNvPr descr="/Applications/Positron.app/Contents/Resources/app/quarto/share/formats/docx/tip.png" id="106" name="Picture"/>
                           <pic:cNvPicPr>
                             <a:picLocks noChangeArrowheads="1" noChangeAspect="1"/>
                           </pic:cNvPicPr>
                         </pic:nvPicPr>
                         <pic:blipFill>
-                          <a:blip r:embed="rId29"/>
+                          <a:blip r:embed="rId30"/>
                           <a:stretch>
                             <a:fillRect/>
                           </a:stretch>
@@ -7831,12 +7838,12 @@
                 <wp:inline>
                   <wp:extent cx="152400" cy="152400"/>
                   <wp:effectExtent b="0" l="0" r="0" t="0"/>
-                  <wp:docPr descr="" title="" id="106" name="Picture"/>
+                  <wp:docPr descr="" title="" id="107" name="Picture"/>
                   <a:graphic>
                     <a:graphicData uri="http://schemas.openxmlformats.org/drawingml/2006/picture">
                       <pic:pic>
                         <pic:nvPicPr>
-                          <pic:cNvPr descr="/Applications/Positron.app/Contents/Resources/app/quarto/share/formats/docx/note.png" id="107" name="Picture"/>
+                          <pic:cNvPr descr="/Applications/Positron.app/Contents/Resources/app/quarto/share/formats/docx/note.png" id="108" name="Picture"/>
                           <pic:cNvPicPr>
                             <a:picLocks noChangeArrowheads="1" noChangeAspect="1"/>
                           </pic:cNvPicPr>
@@ -7921,11 +7928,11 @@
         </w:tc>
       </w:tr>
     </w:tbl>
-    <w:bookmarkEnd w:id="108"/>
-    <w:bookmarkStart w:id="113" w:name="save-your-plot"/>
+    <w:bookmarkEnd w:id="109"/>
+    <w:bookmarkStart w:id="114" w:name="save-your-plot"/>
     <w:p>
       <w:pPr>
-        <w:pStyle w:val="Heading3"/>
+        <w:pStyle w:val="Heading2"/>
       </w:pPr>
       <w:r>
         <w:t xml:space="preserve">Save your plot</w:t>
@@ -8400,18 +8407,18 @@
                 <wp:inline>
                   <wp:extent cx="152400" cy="152400"/>
                   <wp:effectExtent b="0" l="0" r="0" t="0"/>
-                  <wp:docPr descr="" title="" id="109" name="Picture"/>
+                  <wp:docPr descr="" title="" id="110" name="Picture"/>
                   <a:graphic>
                     <a:graphicData uri="http://schemas.openxmlformats.org/drawingml/2006/picture">
                       <pic:pic>
                         <pic:nvPicPr>
-                          <pic:cNvPr descr="/Applications/Positron.app/Contents/Resources/app/quarto/share/formats/docx/warning.png" id="110" name="Picture"/>
+                          <pic:cNvPr descr="/Applications/Positron.app/Contents/Resources/app/quarto/share/formats/docx/warning.png" id="111" name="Picture"/>
                           <pic:cNvPicPr>
                             <a:picLocks noChangeArrowheads="1" noChangeAspect="1"/>
                           </pic:cNvPicPr>
                         </pic:nvPicPr>
                         <pic:blipFill>
-                          <a:blip r:embed="rId61"/>
+                          <a:blip r:embed="rId62"/>
                           <a:stretch>
                             <a:fillRect/>
                           </a:stretch>
@@ -8580,12 +8587,12 @@
                 <wp:inline>
                   <wp:extent cx="152400" cy="152400"/>
                   <wp:effectExtent b="0" l="0" r="0" t="0"/>
-                  <wp:docPr descr="" title="" id="111" name="Picture"/>
+                  <wp:docPr descr="" title="" id="112" name="Picture"/>
                   <a:graphic>
                     <a:graphicData uri="http://schemas.openxmlformats.org/drawingml/2006/picture">
                       <pic:pic>
                         <pic:nvPicPr>
-                          <pic:cNvPr descr="/Applications/Positron.app/Contents/Resources/app/quarto/share/formats/docx/note.png" id="112" name="Picture"/>
+                          <pic:cNvPr descr="/Applications/Positron.app/Contents/Resources/app/quarto/share/formats/docx/note.png" id="113" name="Picture"/>
                           <pic:cNvPicPr>
                             <a:picLocks noChangeArrowheads="1" noChangeAspect="1"/>
                           </pic:cNvPicPr>
@@ -8686,12 +8693,11 @@
         </w:tc>
       </w:tr>
     </w:tbl>
-    <w:bookmarkEnd w:id="113"/>
     <w:bookmarkEnd w:id="114"/>
     <w:bookmarkStart w:id="119" w:name="wrap-up"/>
     <w:p>
       <w:pPr>
-        <w:pStyle w:val="Heading1"/>
+        <w:pStyle w:val="Heading2"/>
       </w:pPr>
       <w:r>
         <w:t xml:space="preserve">Wrap-up</w:t>
@@ -8850,7 +8856,7 @@
                           </pic:cNvPicPr>
                         </pic:nvPicPr>
                         <pic:blipFill>
-                          <a:blip r:embed="rId29"/>
+                          <a:blip r:embed="rId30"/>
                           <a:stretch>
                             <a:fillRect/>
                           </a:stretch>
@@ -9209,7 +9215,7 @@
     <w:bookmarkStart w:id="122" w:name="getting-unstuck"/>
     <w:p>
       <w:pPr>
-        <w:pStyle w:val="Heading1"/>
+        <w:pStyle w:val="Heading2"/>
       </w:pPr>
       <w:r>
         <w:t xml:space="preserve">Getting unstuck</w:t>
